--- a/КПП/Том СПС КПП/Акт ввода в эксплуатацию СПС КПП.docx
+++ b/КПП/Том СПС КПП/Акт ввода в эксплуатацию СПС КПП.docx
@@ -188,7 +188,7 @@
                 <w:i w:val="0"/>
                 <w:sz w:val="22"/>
               </w:rPr>
-              <w:t>«01» ноября 2026 г.</w:t>
+              <w:t>«29» октября 2026 г.</w:t>
             </w:r>
           </w:p>
         </w:tc>
@@ -426,7 +426,7 @@
           <w:i/>
           <w:sz w:val="20"/>
         </w:rPr>
-        <w:t>система пожарной сигнализации и система оповещения и управления эвакуацией (АПС, СОУЭ) здания КПП принимается и вводится в эксплуатацию с 01.11.2026.</w:t>
+        <w:t>система пожарной сигнализации и система оповещения и управления эвакуацией (АПС, СОУЭ) здания КПП принимается и вводится в эксплуатацию с 29.10.2026.</w:t>
       </w:r>
     </w:p>
     <w:p>
